--- a/Progres-Fatimah/Jurnal Submit/submit/EnM/Prince/EnM_Main_Manuscript.docx
+++ b/Progres-Fatimah/Jurnal Submit/submit/EnM/Prince/EnM_Main_Manuscript.docx
@@ -231,7 +231,13 @@
       </w:pPr>
       <w:r>
         <w:lastRenderedPageBreak/>
-        <w:t>A 346-bp fragment containing TCF7L2 rs12255372 was amplified using the forward primer 5′-CTGGAAACTAAGGCGTGAGG-3′ and reverse primer 5′-GGGTCGATGTTGTTGAGCTT-3′. PCR amplification was performed using a T100 Thermal Cycler (Bio-Rad Laboratories, Inc., Hercules, CA, USA). PCR comprised initial denaturation at 95 °C for 5 min; 40 cycles of denaturation at 95 °C for 15 s, annealing at 65 °C for 15 s, and extension at 72 °C for 45 s; and final extension at 72 °C for 15 min. All 181 PCR-amplified samples were subjected to Sanger sequencing through 1st BASE Sanger Sequencing Services using an ABI PRISM 3730xl Genetic Analyzer (Applied Biosystems, Foster City, CA, USA) for genotype determination.</w:t>
+        <w:t xml:space="preserve">A 346-bp fragment containing TCF7L2 rs12255372 was amplified using the forward primer 5′-CTGGAAACTAAGGCGTGAGG-3′ and reverse primer 5′-GGGTCGATGTTGTTGAGCTT-3′. </w:t>
+      </w:r>
+      <w:r>
+        <w:t>PCR amplification was performed using a 2× PCR Master Mix containing Taq DNA polymerase in a T100 Thermal Cycler (Bio-Rad Laboratories, Inc., Hercules, CA, USA)</w:t>
+      </w:r>
+      <w:r>
+        <w:t>. PCR comprised initial denaturation at 95 °C for 5 min; 40 cycles of denaturation at 95 °C for 15 s, annealing at 65 °C for 15 s, and extension at 72 °C for 45 s; and final extension at 72 °C for 15 min. All 181 PCR-amplified samples were subjected to Sanger sequencing through 1st BASE Sanger Sequencing Services using an ABI PRISM 3730xl Genetic Analyzer (Applied Biosystems, Foster City, CA, USA) for genotype determination.</w:t>
       </w:r>
     </w:p>
     <w:p>
@@ -4306,7 +4312,6 @@
   <w:style w:type="character" w:default="1" w:styleId="DefaultParagraphFont">
     <w:name w:val="Default Paragraph Font"/>
     <w:uiPriority w:val="1"/>
-    <w:semiHidden/>
     <w:unhideWhenUsed/>
   </w:style>
   <w:style w:type="table" w:default="1" w:styleId="TableNormal">
